--- a/media/R25999/output_dir/动态软件项.docx
+++ b/media/R25999/output_dir/动态软件项.docx
@@ -210,7 +210,6 @@
                   <w:pPr>
                     <w:jc w:val="center"/>
                   </w:pPr>
-                  <w:r/>
                   <w:r>
                     <w:rPr>
                       <w:rFonts w:ascii="黑体" w:hAnsi="黑体" w:eastAsia="黑体"/>
@@ -243,7 +242,6 @@
                   <w:pPr>
                     <w:jc w:val="center"/>
                   </w:pPr>
-                  <w:r/>
                   <w:r>
                     <w:rPr>
                       <w:rFonts w:ascii="黑体" w:hAnsi="黑体" w:eastAsia="黑体"/>
@@ -276,7 +274,6 @@
                   <w:pPr>
                     <w:jc w:val="center"/>
                   </w:pPr>
-                  <w:r/>
                   <w:r>
                     <w:rPr>
                       <w:rFonts w:ascii="黑体" w:hAnsi="黑体" w:eastAsia="黑体"/>
@@ -309,7 +306,6 @@
                   <w:pPr>
                     <w:jc w:val="center"/>
                   </w:pPr>
-                  <w:r/>
                   <w:r>
                     <w:rPr>
                       <w:rFonts w:ascii="黑体" w:hAnsi="黑体" w:eastAsia="黑体"/>
@@ -369,6 +365,9 @@
                   </w:tcBorders>
                 </w:tcPr>
                 <w:p>
+                  <w:pPr>
+                    <w:jc w:val="left"/>
+                  </w:pPr>
                   <w:r>
                     <w:t>动态软件项21</w:t>
                   </w:r>
@@ -394,6 +393,9 @@
                   </w:tcBorders>
                 </w:tcPr>
                 <w:p>
+                  <w:pPr>
+                    <w:jc w:val="left"/>
+                  </w:pPr>
                   <w:r>
                     <w:t>动态软件项22</w:t>
                   </w:r>
@@ -419,6 +421,9 @@
                   </w:tcBorders>
                 </w:tcPr>
                 <w:p>
+                  <w:pPr>
+                    <w:jc w:val="left"/>
+                  </w:pPr>
                   <w:r>
                     <w:t>动态软件项23</w:t>
                   </w:r>
@@ -474,6 +479,9 @@
                   </w:tcBorders>
                 </w:tcPr>
                 <w:p>
+                  <w:pPr>
+                    <w:jc w:val="left"/>
+                  </w:pPr>
                   <w:r>
                     <w:t>动态软件项31</w:t>
                   </w:r>
@@ -499,6 +507,9 @@
                   </w:tcBorders>
                 </w:tcPr>
                 <w:p>
+                  <w:pPr>
+                    <w:jc w:val="left"/>
+                  </w:pPr>
                   <w:r>
                     <w:t>动态软件项32</w:t>
                   </w:r>
@@ -524,6 +535,9 @@
                   </w:tcBorders>
                 </w:tcPr>
                 <w:p>
+                  <w:pPr>
+                    <w:jc w:val="left"/>
+                  </w:pPr>
                   <w:r>
                     <w:t>动态软件项33</w:t>
                   </w:r>
